--- a/docs/status/bi-weekly_tasks_sheet-07_09.docx
+++ b/docs/status/bi-weekly_tasks_sheet-07_09.docx
@@ -102,7 +102,16 @@
           <w:szCs w:val="24"/>
           <w:u w:val="single"/>
         </w:rPr>
-        <w:t>07/09</w:t>
+        <w:t>07/</w:t>
+      </w:r>
+      <w:r>
+        <w:rPr>
+          <w:rFonts w:ascii="Tahoma" w:hAnsi="Tahoma" w:cs="Tahoma"/>
+          <w:sz w:val="24"/>
+          <w:szCs w:val="24"/>
+          <w:u w:val="single"/>
+        </w:rPr>
+        <w:t>23</w:t>
       </w:r>
       <w:r>
         <w:rPr>
@@ -660,7 +669,8 @@
                 <w:sz w:val="24"/>
                 <w:szCs w:val="24"/>
               </w:rPr>
-              <w:t>Create Blackberry screens</w:t>
+              <w:lastRenderedPageBreak/>
+              <w:t>Fix Details Screen Layout</w:t>
             </w:r>
           </w:p>
           <w:p>
@@ -681,7 +691,8 @@
                 <w:sz w:val="24"/>
                 <w:szCs w:val="24"/>
               </w:rPr>
-              <w:t>Work on web services as neccessary</w:t>
+              <w:lastRenderedPageBreak/>
+              <w:t>Fix up screen layout/cleanup</w:t>
             </w:r>
           </w:p>
           <w:p>
@@ -702,7 +713,7 @@
                 <w:sz w:val="24"/>
                 <w:szCs w:val="24"/>
               </w:rPr>
-              <w:t>Plot locations on map and determine routes (retrieved from data)</w:t>
+              <w:t>Documentation</w:t>
             </w:r>
           </w:p>
         </w:tc>
@@ -742,6 +753,7 @@
                 <w:sz w:val="24"/>
                 <w:szCs w:val="24"/>
               </w:rPr>
+              <w:lastRenderedPageBreak/>
               <w:t>Ty Huynh</w:t>
             </w:r>
           </w:p>
@@ -767,18 +779,18 @@
                 <w:numId w:val="1"/>
               </w:numPr>
               <w:rPr>
-                <w:rFonts w:ascii="Tahoma" w:hAnsi="Tahoma" w:cs="Tahoma"/>
-                <w:sz w:val="24"/>
-                <w:szCs w:val="24"/>
-              </w:rPr>
-            </w:pPr>
-            <w:r>
-              <w:rPr>
-                <w:rFonts w:ascii="Tahoma" w:hAnsi="Tahoma" w:cs="Tahoma"/>
-                <w:sz w:val="24"/>
-                <w:szCs w:val="24"/>
-              </w:rPr>
-              <w:t>Formulate and create test script: login/password; database, web, etc...</w:t>
+                <w:rFonts w:ascii="Times New Roman" w:hAnsi="Times New Roman"/>
+                <w:sz w:val="24"/>
+                <w:szCs w:val="24"/>
+              </w:rPr>
+            </w:pPr>
+            <w:r>
+              <w:rPr>
+                <w:rFonts w:ascii="Times New Roman" w:hAnsi="Times New Roman"/>
+                <w:sz w:val="24"/>
+                <w:szCs w:val="24"/>
+              </w:rPr>
+              <w:t>Use JUnit and generate test more scenarioes. Create methods in Junit to test Blackberry Interface.</w:t>
             </w:r>
           </w:p>
           <w:p>
@@ -788,18 +800,39 @@
                 <w:numId w:val="1"/>
               </w:numPr>
               <w:rPr>
-                <w:rFonts w:ascii="Tahoma" w:hAnsi="Tahoma" w:cs="Tahoma"/>
-                <w:sz w:val="24"/>
-                <w:szCs w:val="24"/>
-              </w:rPr>
-            </w:pPr>
-            <w:r>
-              <w:rPr>
-                <w:rFonts w:ascii="Tahoma" w:hAnsi="Tahoma" w:cs="Tahoma"/>
-                <w:sz w:val="24"/>
-                <w:szCs w:val="24"/>
-              </w:rPr>
-              <w:t>Use JUnit and generate test scenarioes. Create methods to execute these senarioes.</w:t>
+                <w:rFonts w:ascii="Times New Roman" w:hAnsi="Times New Roman"/>
+                <w:sz w:val="24"/>
+                <w:szCs w:val="24"/>
+              </w:rPr>
+            </w:pPr>
+            <w:r>
+              <w:rPr>
+                <w:rFonts w:ascii="Times New Roman" w:hAnsi="Times New Roman"/>
+                <w:sz w:val="24"/>
+                <w:szCs w:val="24"/>
+              </w:rPr>
+              <w:t>Continue working on Test Plan.</w:t>
+            </w:r>
+          </w:p>
+          <w:p>
+            <w:pPr>
+              <w:numPr>
+                <w:ilvl w:val="0"/>
+                <w:numId w:val="1"/>
+              </w:numPr>
+              <w:rPr>
+                <w:rFonts w:ascii="Tahoma" w:hAnsi="Tahoma" w:cs="Tahoma"/>
+                <w:sz w:val="24"/>
+                <w:szCs w:val="24"/>
+              </w:rPr>
+            </w:pPr>
+            <w:r>
+              <w:rPr>
+                <w:rFonts w:ascii="Times New Roman" w:hAnsi="Times New Roman"/>
+                <w:sz w:val="24"/>
+                <w:szCs w:val="24"/>
+              </w:rPr>
+              <w:t>Update Blackberry GUI to look nicer.</w:t>
             </w:r>
           </w:p>
         </w:tc>
@@ -1679,9 +1712,7 @@
     <w:rPrDefault>
       <w:rPr>
         <w:rFonts w:ascii="Calibri" w:eastAsia="Calibri" w:hAnsi="Calibri" w:cs="Times New Roman"/>
-        <w:sz w:val="22"/>
-        <w:szCs w:val="22"/>
-        <w:lang w:val="en-US" w:eastAsia="ja-JP" w:bidi="ar-SA"/>
+        <w:lang w:val="en-US" w:eastAsia="zh-CN" w:bidi="ar-SA"/>
       </w:rPr>
     </w:rPrDefault>
     <w:pPrDefault/>
@@ -1833,6 +1864,8 @@
       <w:ind w:left="1080" w:hanging="360"/>
     </w:pPr>
     <w:rPr>
+      <w:sz w:val="22"/>
+      <w:szCs w:val="22"/>
       <w:lang w:eastAsia="en-US"/>
     </w:rPr>
   </w:style>
@@ -1857,8 +1890,9 @@
   </w:style>
   <w:style w:type="character" w:default="1" w:styleId="DefaultParagraphFont">
     <w:name w:val="Default Paragraph Font"/>
-    <w:uiPriority w:val="99"/>
+    <w:uiPriority w:val="1"/>
     <w:semiHidden/>
+    <w:unhideWhenUsed/>
   </w:style>
   <w:style w:type="table" w:default="1" w:styleId="TableNormal">
     <w:name w:val="Normal Table"/>
@@ -1900,10 +1934,6 @@
     <w:basedOn w:val="TableNormal"/>
     <w:uiPriority w:val="99"/>
     <w:rsid w:val="00704B35"/>
-    <w:rPr>
-      <w:sz w:val="20"/>
-      <w:szCs w:val="20"/>
-    </w:rPr>
     <w:tblPr>
       <w:tblInd w:w="0" w:type="dxa"/>
       <w:tblBorders>
